--- a/鲁东大学学术学位论文_Zotero联动模板.docx
+++ b/鲁东大学学术学位论文_Zotero联动模板.docx
@@ -2,6 +2,26 @@
 <file path=word/document.xml><?xml version="1.0" encoding="utf-8"?>
 <w:document xmlns:wpc="http://schemas.microsoft.com/office/word/2010/wordprocessingCanvas" xmlns:mo="http://schemas.microsoft.com/office/mac/office/2008/main" xmlns:mc="http://schemas.openxmlformats.org/markup-compatibility/2006" xmlns:mv="urn:schemas-microsoft-com:mac:vml" xmlns:o="urn:schemas-microsoft-com:office:office" xmlns:r="http://schemas.openxmlformats.org/officeDocument/2006/relationships" xmlns:m="http://schemas.openxmlformats.org/officeDocument/2006/math" xmlns:v="urn:schemas-microsoft-com:vml" xmlns:wp14="http://schemas.microsoft.com/office/word/2010/wordprocessingDrawing" xmlns:wp="http://schemas.openxmlformats.org/drawingml/2006/wordprocessingDrawing" xmlns:w10="urn:schemas-microsoft-com:office:word" xmlns:w="http://schemas.openxmlformats.org/wordprocessingml/2006/main" xmlns:w14="http://schemas.microsoft.com/office/word/2010/wordml" xmlns:wpg="http://schemas.microsoft.com/office/word/2010/wordprocessingGroup" xmlns:wpi="http://schemas.microsoft.com/office/word/2010/wordprocessingInk" xmlns:wne="http://schemas.microsoft.com/office/word/2006/wordml" xmlns:wps="http://schemas.microsoft.com/office/word/2010/wordprocessingShape" mc:Ignorable="w14 wp14">
   <w:body>
+    <w:p>
+      <w:r>
+        <w:fldChar w:fldCharType="begin"/>
+      </w:r>
+      <w:r>
+        <w:instrText xml:space="preserve"> ADDIN ZOTERO_PREF &lt;data data-version="3" zotero-version="6.0.37"&gt;&lt;session id="LdThsZ01"/&gt;&lt;style id="http://www.zotero.org/styles/china-national-standard-gb-t-7714-2015-numeric" locale="zh-CN" hasBibliography="1" bibliographyStyleHasBeenSet="1"/&gt;&lt;prefs&gt;&lt;pref name="fieldType" value="Field"/&gt;&lt;pref name="storeReferences" value="true"/&gt;&lt;pref name="automaticJournalAbbreviations" value="true"/&gt;&lt;pref name="noteType" value="0"/&gt;&lt;/prefs&gt;&lt;/data&gt; </w:instrText>
+      </w:r>
+      <w:r>
+        <w:fldChar w:fldCharType="separate"/>
+      </w:r>
+      <w:r>
+        <w:rPr>
+          <w:vanish/>
+        </w:rPr>
+        <w:t xml:space="preserve"/>
+      </w:r>
+      <w:r>
+        <w:fldChar w:fldCharType="end"/>
+      </w:r>
+    </w:p>
     <w:p>
       <w:pPr>
         <w:spacing w:before="0" w:after="280" w:line="360" w:lineRule="exact"/>
@@ -675,27 +695,47 @@
       <w:r>
         <w:t>随着教育部及高校对研究生学位论文规范化要求的不断深化，各高校均制定了详尽的学位论文写作规范</w:t>
       </w:r>
-      <w:fldSimple w:instr="ADDIN ZOTERO_ITEM CSL_CITATION {&quot;citationID&quot;: &quot;csl_chen_dengyuan_2000_1&quot;, &quot;properties&quot;: {&quot;formattedCitation&quot;: &quot;[1]&quot;, &quot;plainCitation&quot;: &quot;[1]&quot;, &quot;dontUpdate&quot;: false}, &quot;citationItems&quot;: [{&quot;id&quot;: &quot;chen_dengyuan_2000&quot;, &quot;itemData&quot;: {&quot;id&quot;: &quot;chen_dengyuan_2000&quot;, &quot;type&quot;: &quot;book&quot;, &quot;title&quot;: &quot;国史旧闻：第1卷&quot;, &quot;author&quot;: [{&quot;family&quot;: &quot;陈&quot;, &quot;given&quot;: &quot;登原&quot;}], &quot;publisher&quot;: &quot;中华书局&quot;, &quot;publisher-place&quot;: &quot;北京&quot;, &quot;issued&quot;: {&quot;date-parts&quot;: [[2000]]}, &quot;page&quot;: &quot;29&quot;}, &quot;uris&quot;: [&quot;http://zotero.org/users/local/items/chen_dengyuan_2000&quot;]}], &quot;schema&quot;: &quot;https://github.com/citation-style-language/schema/raw/master/csl-citation.json&quot;}">
-        <w:r>
-          <w:rPr>
-            <w:vertAlign w:val="superscript"/>
-            <w:rFonts w:ascii="Times New Roman" w:eastAsia="宋体" w:hAnsi="Times New Roman"/>
-          </w:rPr>
-          <w:t>[1]</w:t>
-        </w:r>
-      </w:fldSimple>
+      <w:r>
+        <w:fldChar w:fldCharType="begin"/>
+      </w:r>
+      <w:r>
+        <w:instrText xml:space="preserve"> ADDIN ZOTERO_ITEM CSL_CITATION {"citationID":"cCiteA01","properties":{"formattedCitation":"[1]","plainCitation":"[1]","noteIndex":0},"citationItems":[{"id":1,"itemData":{"id":1,"type":"book","title":"国史旧闻：第1卷","author":[{"family":"陈","given":"登原"}],"publisher":"中华书局","publisher-place":"北京","issued":{"date-parts":[[2000]]},"page":"29"}}],"schema":"https://github.com/citation-style-language/schema/raw/master/csl-citation.json"} </w:instrText>
+      </w:r>
+      <w:r>
+        <w:fldChar w:fldCharType="separate"/>
+      </w:r>
+      <w:r>
+        <w:rPr>
+          <w:vertAlign w:val="superscript"/>
+          <w:rFonts w:ascii="Times New Roman" w:eastAsia="宋体" w:hAnsi="Times New Roman"/>
+        </w:rPr>
+        <w:t>[1]</w:t>
+      </w:r>
+      <w:r>
+        <w:fldChar w:fldCharType="end"/>
+      </w:r>
       <w:r>
         <w:t>。然而，在实际写作过程中，学生常常面临格式调整耗时费力、模板版本不一致、导出格式漂移等难题</w:t>
       </w:r>
-      <w:fldSimple w:instr="ADDIN ZOTERO_ITEM CSL_CITATION {&quot;citationID&quot;: &quot;csl_yuan_xunlai_2012_2&quot;, &quot;properties&quot;: {&quot;formattedCitation&quot;: &quot;[2]&quot;, &quot;plainCitation&quot;: &quot;[2]&quot;, &quot;dontUpdate&quot;: false}, &quot;citationItems&quot;: [{&quot;id&quot;: &quot;yuan_xunlai_2012&quot;, &quot;itemData&quot;: {&quot;id&quot;: &quot;yuan_xunlai_2012&quot;, &quot;type&quot;: &quot;article-journal&quot;, &quot;title&quot;: &quot;蓝田生物群：一个认识多细胞生物起源和早期演化的新窗口&quot;, &quot;author&quot;: [{&quot;family&quot;: &quot;袁&quot;, &quot;given&quot;: &quot;训来&quot;}, {&quot;family&quot;: &quot;陈&quot;, &quot;given&quot;: &quot;哲&quot;}, {&quot;family&quot;: &quot;肖&quot;, &quot;given&quot;: &quot;书海&quot;}], &quot;container-title&quot;: &quot;科学通报&quot;, &quot;volume&quot;: &quot;55&quot;, &quot;issue&quot;: &quot;34&quot;, &quot;page&quot;: &quot;3219&quot;, &quot;issued&quot;: {&quot;date-parts&quot;: [[2012]]}}, &quot;uris&quot;: [&quot;http://zotero.org/users/local/items/yuan_xunlai_2012&quot;]}], &quot;schema&quot;: &quot;https://github.com/citation-style-language/schema/raw/master/csl-citation.json&quot;}">
-        <w:r>
-          <w:rPr>
-            <w:vertAlign w:val="superscript"/>
-            <w:rFonts w:ascii="Times New Roman" w:eastAsia="宋体" w:hAnsi="Times New Roman"/>
-          </w:rPr>
-          <w:t>[2]</w:t>
-        </w:r>
-      </w:fldSimple>
+      <w:r>
+        <w:fldChar w:fldCharType="begin"/>
+      </w:r>
+      <w:r>
+        <w:instrText xml:space="preserve"> ADDIN ZOTERO_ITEM CSL_CITATION {"citationID":"cCiteA02","properties":{"formattedCitation":"[2]","plainCitation":"[2]","noteIndex":0},"citationItems":[{"id":2,"itemData":{"id":2,"type":"article-journal","title":"蓝田生物群：一个认识多细胞生物起源和早期演化的新窗口","author":[{"family":"袁","given":"训来"},{"family":"陈","given":"哲"},{"family":"肖","given":"书海"}],"container-title":"科学通报","volume":"55","issue":"34","page":"3219","issued":{"date-parts":[[2012]]}}}],"schema":"https://github.com/citation-style-language/schema/raw/master/csl-citation.json"} </w:instrText>
+      </w:r>
+      <w:r>
+        <w:fldChar w:fldCharType="separate"/>
+      </w:r>
+      <w:r>
+        <w:rPr>
+          <w:vertAlign w:val="superscript"/>
+          <w:rFonts w:ascii="Times New Roman" w:eastAsia="宋体" w:hAnsi="Times New Roman"/>
+        </w:rPr>
+        <w:t>[2]</w:t>
+      </w:r>
+      <w:r>
+        <w:fldChar w:fldCharType="end"/>
+      </w:r>
       <w:r>
         <w:t>。</w:t>
       </w:r>
@@ -712,15 +752,25 @@
       <w:r>
         <w:t>目前，学术界与工业界在科技文献与学位论文排版方面主要形成了基于标记语言和基于字处理宏扩展两条主要技术路线</w:t>
       </w:r>
-      <w:fldSimple w:instr="ADDIN ZOTERO_ITEM CSL_CITATION {&quot;citationID&quot;: &quot;csl_harrison_waldron_2012_3&quot;, &quot;properties&quot;: {&quot;formattedCitation&quot;: &quot;[3]&quot;, &quot;plainCitation&quot;: &quot;[3]&quot;, &quot;dontUpdate&quot;: false}, &quot;citationItems&quot;: [{&quot;id&quot;: &quot;harrison_waldron_2012&quot;, &quot;itemData&quot;: {&quot;id&quot;: &quot;harrison_waldron_2012&quot;, &quot;type&quot;: &quot;book&quot;, &quot;title&quot;: &quot;经济数学与金融数学&quot;, &quot;author&quot;: [{&quot;family&quot;: &quot;哈里森&quot;, &quot;given&quot;: &quot;&quot;}, {&quot;family&quot;: &quot;沃尔德伦&quot;, &quot;given&quot;: &quot;&quot;}], &quot;translator&quot;: [{&quot;family&quot;: &quot;谢&quot;, &quot;given&quot;: &quot;远涛&quot;}], &quot;publisher&quot;: &quot;中国人民大学出版社&quot;, &quot;publisher-place&quot;: &quot;北京&quot;, &quot;issued&quot;: {&quot;date-parts&quot;: [[2012]]}, &quot;page&quot;: &quot;235-236&quot;}, &quot;uris&quot;: [&quot;http://zotero.org/users/local/items/harrison_waldron_2012&quot;]}], &quot;schema&quot;: &quot;https://github.com/citation-style-language/schema/raw/master/csl-citation.json&quot;}">
-        <w:r>
-          <w:rPr>
-            <w:vertAlign w:val="superscript"/>
-            <w:rFonts w:ascii="Times New Roman" w:eastAsia="宋体" w:hAnsi="Times New Roman"/>
-          </w:rPr>
-          <w:t>[3]</w:t>
-        </w:r>
-      </w:fldSimple>
+      <w:r>
+        <w:fldChar w:fldCharType="begin"/>
+      </w:r>
+      <w:r>
+        <w:instrText xml:space="preserve"> ADDIN ZOTERO_ITEM CSL_CITATION {"citationID":"cCiteA03","properties":{"formattedCitation":"[3]","plainCitation":"[3]","noteIndex":0},"citationItems":[{"id":3,"itemData":{"id":3,"type":"book","title":"经济数学与金融数学","author":[{"family":"哈里森","given":""},{"family":"沃尔德伦","given":""}],"translator":[{"family":"谢","given":"远涛"}],"publisher":"中国人民大学出版社","publisher-place":"北京","issued":{"date-parts":[[2012]]},"page":"235-236"}}],"schema":"https://github.com/citation-style-language/schema/raw/master/csl-citation.json"} </w:instrText>
+      </w:r>
+      <w:r>
+        <w:fldChar w:fldCharType="separate"/>
+      </w:r>
+      <w:r>
+        <w:rPr>
+          <w:vertAlign w:val="superscript"/>
+          <w:rFonts w:ascii="Times New Roman" w:eastAsia="宋体" w:hAnsi="Times New Roman"/>
+        </w:rPr>
+        <w:t>[3]</w:t>
+      </w:r>
+      <w:r>
+        <w:fldChar w:fldCharType="end"/>
+      </w:r>
       <w:r>
         <w:t>。</w:t>
       </w:r>
@@ -737,15 +787,25 @@
       <w:r>
         <w:t>以 LaTeX 为代表的标记语言排版系统在数学公式、交叉引用和自动化编号方面具有极高精度</w:t>
       </w:r>
-      <w:fldSimple w:instr="ADDIN ZOTERO_ITEM CSL_CITATION {&quot;citationID&quot;: &quot;csl_marx_2013_4&quot;, &quot;properties&quot;: {&quot;formattedCitation&quot;: &quot;[4]&quot;, &quot;plainCitation&quot;: &quot;[4]&quot;, &quot;dontUpdate&quot;: false}, &quot;citationItems&quot;: [{&quot;id&quot;: &quot;marx_2013&quot;, &quot;itemData&quot;: {&quot;id&quot;: &quot;marx_2013&quot;, &quot;type&quot;: &quot;chapter&quot;, &quot;title&quot;: &quot;政治经济学批判&quot;, &quot;author&quot;: [{&quot;family&quot;: &quot;马克思&quot;, &quot;given&quot;: &quot;&quot;}], &quot;container-author&quot;: [{&quot;family&quot;: &quot;马克思&quot;, &quot;given&quot;: &quot;&quot;}, {&quot;family&quot;: &quot;恩格斯&quot;, &quot;given&quot;: &quot;&quot;}], &quot;container-title&quot;: &quot;马克思恩格斯全集：第35卷&quot;, &quot;publisher&quot;: &quot;人民出版社&quot;, &quot;publisher-place&quot;: &quot;北京&quot;, &quot;issued&quot;: {&quot;date-parts&quot;: [[2013]]}, &quot;page&quot;: &quot;302&quot;}, &quot;uris&quot;: [&quot;http://zotero.org/users/local/items/marx_2013&quot;]}], &quot;schema&quot;: &quot;https://github.com/citation-style-language/schema/raw/master/csl-citation.json&quot;}">
-        <w:r>
-          <w:rPr>
-            <w:vertAlign w:val="superscript"/>
-            <w:rFonts w:ascii="Times New Roman" w:eastAsia="宋体" w:hAnsi="Times New Roman"/>
-          </w:rPr>
-          <w:t>[4]</w:t>
-        </w:r>
-      </w:fldSimple>
+      <w:r>
+        <w:fldChar w:fldCharType="begin"/>
+      </w:r>
+      <w:r>
+        <w:instrText xml:space="preserve"> ADDIN ZOTERO_ITEM CSL_CITATION {"citationID":"cCiteA04","properties":{"formattedCitation":"[4]","plainCitation":"[4]","noteIndex":0},"citationItems":[{"id":4,"itemData":{"id":4,"type":"chapter","title":"政治经济学批判","author":[{"family":"马克思","given":""}],"container-author":[{"family":"马克思","given":""},{"family":"恩格斯","given":""}],"container-title":"马克思恩格斯全集：第35卷","publisher":"人民出版社","publisher-place":"北京","issued":{"date-parts":[[2013]]},"page":"302"}}],"schema":"https://github.com/citation-style-language/schema/raw/master/csl-citation.json"} </w:instrText>
+      </w:r>
+      <w:r>
+        <w:fldChar w:fldCharType="separate"/>
+      </w:r>
+      <w:r>
+        <w:rPr>
+          <w:vertAlign w:val="superscript"/>
+          <w:rFonts w:ascii="Times New Roman" w:eastAsia="宋体" w:hAnsi="Times New Roman"/>
+        </w:rPr>
+        <w:t>[4]</w:t>
+      </w:r>
+      <w:r>
+        <w:fldChar w:fldCharType="end"/>
+      </w:r>
       <w:r>
         <w:t>，但其语法陡峭，对非计算机学科研究生学习成本较高。</w:t>
       </w:r>
@@ -762,15 +822,25 @@
       <w:r>
         <w:t>基于 Python-docx 或 VBA 的脚本工具能够对 Word 文档进行批处理</w:t>
       </w:r>
-      <w:fldSimple w:instr="ADDIN ZOTERO_ITEM CSL_CITATION {&quot;citationID&quot;: &quot;csl_feng_xiqiao_1997_5&quot;, &quot;properties&quot;: {&quot;formattedCitation&quot;: &quot;[5]&quot;, &quot;plainCitation&quot;: &quot;[5]&quot;, &quot;dontUpdate&quot;: false}, &quot;citationItems&quot;: [{&quot;id&quot;: &quot;feng_xiqiao_1997&quot;, &quot;itemData&quot;: {&quot;id&quot;: &quot;feng_xiqiao_1997&quot;, &quot;type&quot;: &quot;report&quot;, &quot;title&quot;: &quot;核反应堆压力管道与压力容器的LBB分析&quot;, &quot;author&quot;: [{&quot;family&quot;: &quot;冯&quot;, &quot;given&quot;: &quot;西桥&quot;}], &quot;publisher&quot;: &quot;清华大学核能技术设计研究院&quot;, &quot;publisher-place&quot;: &quot;北京&quot;, &quot;issued&quot;: {&quot;date-parts&quot;: [[1997]]}}, &quot;uris&quot;: [&quot;http://zotero.org/users/local/items/feng_xiqiao_1997&quot;]}], &quot;schema&quot;: &quot;https://github.com/citation-style-language/schema/raw/master/csl-citation.json&quot;}">
-        <w:r>
-          <w:rPr>
-            <w:vertAlign w:val="superscript"/>
-            <w:rFonts w:ascii="Times New Roman" w:eastAsia="宋体" w:hAnsi="Times New Roman"/>
-          </w:rPr>
-          <w:t>[5]</w:t>
-        </w:r>
-      </w:fldSimple>
+      <w:r>
+        <w:fldChar w:fldCharType="begin"/>
+      </w:r>
+      <w:r>
+        <w:instrText xml:space="preserve"> ADDIN ZOTERO_ITEM CSL_CITATION {"citationID":"cCiteA05","properties":{"formattedCitation":"[5]","plainCitation":"[5]","noteIndex":0},"citationItems":[{"id":5,"itemData":{"id":5,"type":"report","title":"核反应堆压力管道与压力容器的LBB分析","author":[{"family":"冯","given":"西桥"}],"publisher":"清华大学核能技术设计研究院","publisher-place":"北京","issued":{"date-parts":[[1997]]}}}],"schema":"https://github.com/citation-style-language/schema/raw/master/csl-citation.json"} </w:instrText>
+      </w:r>
+      <w:r>
+        <w:fldChar w:fldCharType="separate"/>
+      </w:r>
+      <w:r>
+        <w:rPr>
+          <w:vertAlign w:val="superscript"/>
+          <w:rFonts w:ascii="Times New Roman" w:eastAsia="宋体" w:hAnsi="Times New Roman"/>
+        </w:rPr>
+        <w:t>[5]</w:t>
+      </w:r>
+      <w:r>
+        <w:fldChar w:fldCharType="end"/>
+      </w:r>
       <w:r>
         <w:t>，但现有工具多缺乏全局语义分区感知能力，容易出现封面被误冲刷、跨节页眉页码紊乱等问题。</w:t>
       </w:r>
@@ -1228,15 +1298,25 @@
       <w:r>
         <w:t>正文中引用参考文献采用顺序编码制，如文献[1]指出的史料记载所示，发达的生产力即使在通商广泛的情况下也难免遭到毁灭</w:t>
       </w:r>
-      <w:fldSimple w:instr="ADDIN ZOTERO_ITEM CSL_CITATION {&quot;citationID&quot;: &quot;csl_chen_dengyuan_2000_1&quot;, &quot;properties&quot;: {&quot;formattedCitation&quot;: &quot;[1]59-60&quot;, &quot;plainCitation&quot;: &quot;[1]59-60&quot;, &quot;dontUpdate&quot;: false}, &quot;citationItems&quot;: [{&quot;id&quot;: &quot;chen_dengyuan_2000&quot;, &quot;itemData&quot;: {&quot;id&quot;: &quot;chen_dengyuan_2000&quot;, &quot;type&quot;: &quot;book&quot;, &quot;title&quot;: &quot;国史旧闻：第1卷&quot;, &quot;author&quot;: [{&quot;family&quot;: &quot;陈&quot;, &quot;given&quot;: &quot;登原&quot;}], &quot;publisher&quot;: &quot;中华书局&quot;, &quot;publisher-place&quot;: &quot;北京&quot;, &quot;issued&quot;: {&quot;date-parts&quot;: [[2000]]}, &quot;page&quot;: &quot;29&quot;}, &quot;uris&quot;: [&quot;http://zotero.org/users/local/items/chen_dengyuan_2000&quot;], &quot;locator&quot;: &quot;59-60&quot;, &quot;label&quot;: &quot;page&quot;}], &quot;schema&quot;: &quot;https://github.com/citation-style-language/schema/raw/master/csl-citation.json&quot;}">
-        <w:r>
-          <w:rPr>
-            <w:vertAlign w:val="superscript"/>
-            <w:rFonts w:ascii="Times New Roman" w:eastAsia="宋体" w:hAnsi="Times New Roman"/>
-          </w:rPr>
-          <w:t>[1]59-60</w:t>
-        </w:r>
-      </w:fldSimple>
+      <w:r>
+        <w:fldChar w:fldCharType="begin"/>
+      </w:r>
+      <w:r>
+        <w:instrText xml:space="preserve"> ADDIN ZOTERO_ITEM CSL_CITATION {"citationID":"cCiteA06","properties":{"formattedCitation":"[1]59-60","plainCitation":"[1]59-60","noteIndex":0},"citationItems":[{"id":1,"itemData":{"id":1,"type":"book","title":"国史旧闻：第1卷","author":[{"family":"陈","given":"登原"}],"publisher":"中华书局","publisher-place":"北京","issued":{"date-parts":[[2000]]},"page":"29"},"locator":"59-60","label":"page"}],"schema":"https://github.com/citation-style-language/schema/raw/master/csl-citation.json"} </w:instrText>
+      </w:r>
+      <w:r>
+        <w:fldChar w:fldCharType="separate"/>
+      </w:r>
+      <w:r>
+        <w:rPr>
+          <w:vertAlign w:val="superscript"/>
+          <w:rFonts w:ascii="Times New Roman" w:eastAsia="宋体" w:hAnsi="Times New Roman"/>
+        </w:rPr>
+        <w:t>[1]59-60</w:t>
+      </w:r>
+      <w:r>
+        <w:fldChar w:fldCharType="end"/>
+      </w:r>
       <w:r>
         <w:t>。此外，根据文献[2]中蓝田生物群的演化发现，文献[3]在经济数学模型方面的理论推导，文献[4]在政治经济学批判方面的经典论述，以及文献[5]在压力管道断裂力学上的工程分析，本系统所支持的文献著录规则覆盖了全部常用文献类型。</w:t>
       </w:r>
@@ -1472,27 +1552,54 @@
     </w:p>
     <w:p>
       <w:r>
-        <w:t>[1] 陈登原. 国史旧闻：第1卷[M]. 北京：中华书局，2000：29.</w:t>
+        <w:fldChar w:fldCharType="begin"/>
+      </w:r>
+      <w:r>
+        <w:instrText xml:space="preserve"> ADDIN ZOTERO_BIBL {"uncited":[],"omitted":[],"custom":[]} CSL_BIBLIOGRAPHY </w:instrText>
+      </w:r>
+      <w:r>
+        <w:fldChar w:fldCharType="separate"/>
+      </w:r>
+      <w:r>
+        <w:rPr>
+          <w:rFonts w:ascii="Times New Roman" w:eastAsia="宋体" w:hAnsi="Times New Roman"/>
+        </w:rPr>
+        <w:t xml:space="preserve">[1] 陈登原. 国史旧闻：第1卷[M]. 北京：中华书局，2000：29.</w:t>
       </w:r>
     </w:p>
     <w:p>
       <w:r>
-        <w:t>[2] 袁训来，陈哲，肖书海，等. 蓝田生物群：一个认识多细胞生物起源和早期演化的新窗口[J]. 科学通报，2012，55(34)：3219.</w:t>
+        <w:rPr>
+          <w:rFonts w:ascii="Times New Roman" w:eastAsia="宋体" w:hAnsi="Times New Roman"/>
+        </w:rPr>
+        <w:t xml:space="preserve">[2] 袁训来，陈哲，肖书海. 蓝田生物群：一个认识多细胞生物起源和早期演化的新窗口[J]. 科学通报，2012，55(34)：3219.</w:t>
       </w:r>
     </w:p>
     <w:p>
       <w:r>
-        <w:t>[3] 哈里森，沃尔德伦. 经济数学与金融数学[M]. 谢远涛，译. 北京：中国人民大学出版社，2012：235-236.</w:t>
+        <w:rPr>
+          <w:rFonts w:ascii="Times New Roman" w:eastAsia="宋体" w:hAnsi="Times New Roman"/>
+        </w:rPr>
+        <w:t xml:space="preserve">[3] 哈里森，沃尔德伦. 经济数学与金融数学[M]. 谢远涛，译. 北京：中国人民大学出版社，2012：235-236.</w:t>
       </w:r>
     </w:p>
     <w:p>
       <w:r>
-        <w:t>[4] 马克思. 政治经济学批判[M]//马克思，恩格斯. 马克思恩格斯全集：第35卷. 北京：人民出版社，2013：302.</w:t>
+        <w:rPr>
+          <w:rFonts w:ascii="Times New Roman" w:eastAsia="宋体" w:hAnsi="Times New Roman"/>
+        </w:rPr>
+        <w:t xml:space="preserve">[4] 马克思. 政治经济学批判[M]//马克思，恩格斯. 马克思恩格斯全集：第35卷. 北京：人民出版社，2013：302.</w:t>
       </w:r>
     </w:p>
     <w:p>
       <w:r>
-        <w:t>[5] 冯西桥. 核反应堆压力管道与压力容器的LBB分析[R]. 北京：清华大学核能技术设计研究院，1997.</w:t>
+        <w:rPr>
+          <w:rFonts w:ascii="Times New Roman" w:eastAsia="宋体" w:hAnsi="Times New Roman"/>
+        </w:rPr>
+        <w:t xml:space="preserve">[5] 冯西桥. 核反应堆压力管道与压力容器的LBB分析[R]. 北京：清华大学核能技术设计研究院，1997.</w:t>
+      </w:r>
+      <w:r>
+        <w:fldChar w:fldCharType="end"/>
       </w:r>
     </w:p>
     <w:p>
@@ -25896,10 +26003,33 @@
 <b:Sources xmlns:b="http://schemas.openxmlformats.org/officeDocument/2006/bibliography" xmlns="http://schemas.openxmlformats.org/officeDocument/2006/bibliography" SelectedStyle="/APA.XSL" StyleName="APA"/>
 </file>
 
+<file path=customXml/item2.xml><?xml version="1.0" encoding="utf-8"?>
+<zotero:data xmlns:zotero="http://www.zotero.org/">
+  <data data-version="3" zotero-version="6.0.37">
+    <session id="LdThsZ01"/>
+    <style id="http://www.zotero.org/styles/china-national-standard-gb-t-7714-2015-numeric" locale="zh-CN" hasBibliography="1" bibliographyStyleHasBeenSet="1"/>
+    <prefs>
+      <pref name="fieldType" value="Field"/>
+      <pref name="storeReferences" value="true"/>
+      <pref name="automaticJournalAbbreviations" value="true"/>
+      <pref name="noteType" value="0"/>
+    </prefs>
+  </data>
+</zotero:data>
+</file>
+
 <file path=customXml/itemProps1.xml><?xml version="1.0" encoding="utf-8"?>
 <ds:datastoreItem xmlns:ds="http://schemas.openxmlformats.org/officeDocument/2006/customXml" ds:itemID="{EF278816-EC6F-A645-907D-7F25AECB1D4A}">
   <ds:schemaRefs>
     <ds:schemaRef ds:uri="http://schemas.openxmlformats.org/officeDocument/2006/bibliography"/>
   </ds:schemaRefs>
 </ds:datastoreItem>
+</file>
+
+<file path=customXml/itemProps2.xml><?xml version="1.0" encoding="utf-8"?>
+<ds:datastoreItem xmlns:ds="http://schemas.openxmlformats.org/officeDocument/2006/customXml" ds:itemID="{A7C3E91B-4D28-4F60-9B11-2E8C6A1D7042}">
+  <ds:schemaRefs>
+    <ds:schemaRef ds:uri="http://www.zotero.org/"/>
+  </ds:schemaRefs>
+</ds:datastoreItem>
 </file>
--- a/鲁东大学学术学位论文_Zotero联动模板.docx
+++ b/鲁东大学学术学位论文_Zotero联动模板.docx
@@ -2,26 +2,6 @@
 <file path=word/document.xml><?xml version="1.0" encoding="utf-8"?>
 <w:document xmlns:wpc="http://schemas.microsoft.com/office/word/2010/wordprocessingCanvas" xmlns:mo="http://schemas.microsoft.com/office/mac/office/2008/main" xmlns:mc="http://schemas.openxmlformats.org/markup-compatibility/2006" xmlns:mv="urn:schemas-microsoft-com:mac:vml" xmlns:o="urn:schemas-microsoft-com:office:office" xmlns:r="http://schemas.openxmlformats.org/officeDocument/2006/relationships" xmlns:m="http://schemas.openxmlformats.org/officeDocument/2006/math" xmlns:v="urn:schemas-microsoft-com:vml" xmlns:wp14="http://schemas.microsoft.com/office/word/2010/wordprocessingDrawing" xmlns:wp="http://schemas.openxmlformats.org/drawingml/2006/wordprocessingDrawing" xmlns:w10="urn:schemas-microsoft-com:office:word" xmlns:w="http://schemas.openxmlformats.org/wordprocessingml/2006/main" xmlns:w14="http://schemas.microsoft.com/office/word/2010/wordml" xmlns:wpg="http://schemas.microsoft.com/office/word/2010/wordprocessingGroup" xmlns:wpi="http://schemas.microsoft.com/office/word/2010/wordprocessingInk" xmlns:wne="http://schemas.microsoft.com/office/word/2006/wordml" xmlns:wps="http://schemas.microsoft.com/office/word/2010/wordprocessingShape" mc:Ignorable="w14 wp14">
   <w:body>
-    <w:p>
-      <w:r>
-        <w:fldChar w:fldCharType="begin"/>
-      </w:r>
-      <w:r>
-        <w:instrText xml:space="preserve"> ADDIN ZOTERO_PREF &lt;data data-version="3" zotero-version="6.0.37"&gt;&lt;session id="LdThsZ01"/&gt;&lt;style id="http://www.zotero.org/styles/china-national-standard-gb-t-7714-2015-numeric" locale="zh-CN" hasBibliography="1" bibliographyStyleHasBeenSet="1"/&gt;&lt;prefs&gt;&lt;pref name="fieldType" value="Field"/&gt;&lt;pref name="storeReferences" value="true"/&gt;&lt;pref name="automaticJournalAbbreviations" value="true"/&gt;&lt;pref name="noteType" value="0"/&gt;&lt;/prefs&gt;&lt;/data&gt; </w:instrText>
-      </w:r>
-      <w:r>
-        <w:fldChar w:fldCharType="separate"/>
-      </w:r>
-      <w:r>
-        <w:rPr>
-          <w:vanish/>
-        </w:rPr>
-        <w:t xml:space="preserve"/>
-      </w:r>
-      <w:r>
-        <w:fldChar w:fldCharType="end"/>
-      </w:r>
-    </w:p>
     <w:p>
       <w:pPr>
         <w:spacing w:before="0" w:after="280" w:line="360" w:lineRule="exact"/>
@@ -699,7 +679,7 @@
         <w:fldChar w:fldCharType="begin"/>
       </w:r>
       <w:r>
-        <w:instrText xml:space="preserve"> ADDIN ZOTERO_ITEM CSL_CITATION {"citationID":"cCiteA01","properties":{"formattedCitation":"[1]","plainCitation":"[1]","noteIndex":0},"citationItems":[{"id":1,"itemData":{"id":1,"type":"book","title":"国史旧闻：第1卷","author":[{"family":"陈","given":"登原"}],"publisher":"中华书局","publisher-place":"北京","issued":{"date-parts":[[2000]]},"page":"29"}}],"schema":"https://github.com/citation-style-language/schema/raw/master/csl-citation.json"} </w:instrText>
+        <w:instrText xml:space="preserve"> ADDIN ZOTERO_ITEM CSL_CITATION {"citationID":"cCiteA01","properties":{"formattedCitation":"[1]","plainCitation":"[1]","noteIndex":0},"citationItems":[{"id":"chen_dengyuan_2000","itemData":{"id":"chen_dengyuan_2000","type":"book","title":"国史旧闻：第1卷","author":[{"family":"陈","given":"登原"}],"publisher":"中华书局","publisher-place":"北京","issued":{"date-parts":[[2000]]},"page":"29"}}],"schema":"https://github.com/citation-style-language/schema/raw/master/csl-citation.json"} </w:instrText>
       </w:r>
       <w:r>
         <w:fldChar w:fldCharType="separate"/>
@@ -721,7 +701,7 @@
         <w:fldChar w:fldCharType="begin"/>
       </w:r>
       <w:r>
-        <w:instrText xml:space="preserve"> ADDIN ZOTERO_ITEM CSL_CITATION {"citationID":"cCiteA02","properties":{"formattedCitation":"[2]","plainCitation":"[2]","noteIndex":0},"citationItems":[{"id":2,"itemData":{"id":2,"type":"article-journal","title":"蓝田生物群：一个认识多细胞生物起源和早期演化的新窗口","author":[{"family":"袁","given":"训来"},{"family":"陈","given":"哲"},{"family":"肖","given":"书海"}],"container-title":"科学通报","volume":"55","issue":"34","page":"3219","issued":{"date-parts":[[2012]]}}}],"schema":"https://github.com/citation-style-language/schema/raw/master/csl-citation.json"} </w:instrText>
+        <w:instrText xml:space="preserve"> ADDIN ZOTERO_ITEM CSL_CITATION {"citationID":"cCiteA02","properties":{"formattedCitation":"[2]","plainCitation":"[2]","noteIndex":0},"citationItems":[{"id":"yuan_xunlai_2012","itemData":{"id":"yuan_xunlai_2012","type":"article-journal","title":"蓝田生物群：一个认识多细胞生物起源和早期演化的新窗口","author":[{"family":"袁","given":"训来"},{"family":"陈","given":"哲"},{"family":"肖","given":"书海"}],"container-title":"科学通报","volume":"55","issue":"34","page":"3219","issued":{"date-parts":[[2012]]}}}],"schema":"https://github.com/citation-style-language/schema/raw/master/csl-citation.json"} </w:instrText>
       </w:r>
       <w:r>
         <w:fldChar w:fldCharType="separate"/>
@@ -756,7 +736,7 @@
         <w:fldChar w:fldCharType="begin"/>
       </w:r>
       <w:r>
-        <w:instrText xml:space="preserve"> ADDIN ZOTERO_ITEM CSL_CITATION {"citationID":"cCiteA03","properties":{"formattedCitation":"[3]","plainCitation":"[3]","noteIndex":0},"citationItems":[{"id":3,"itemData":{"id":3,"type":"book","title":"经济数学与金融数学","author":[{"family":"哈里森","given":""},{"family":"沃尔德伦","given":""}],"translator":[{"family":"谢","given":"远涛"}],"publisher":"中国人民大学出版社","publisher-place":"北京","issued":{"date-parts":[[2012]]},"page":"235-236"}}],"schema":"https://github.com/citation-style-language/schema/raw/master/csl-citation.json"} </w:instrText>
+        <w:instrText xml:space="preserve"> ADDIN ZOTERO_ITEM CSL_CITATION {"citationID":"cCiteA03","properties":{"formattedCitation":"[3]","plainCitation":"[3]","noteIndex":0},"citationItems":[{"id":"harrison_waldron_2012","itemData":{"id":"harrison_waldron_2012","type":"book","title":"经济数学与金融数学","author":[{"family":"哈里森","given":""},{"family":"沃尔德伦","given":""}],"translator":[{"family":"谢","given":"远涛"}],"publisher":"中国人民大学出版社","publisher-place":"北京","issued":{"date-parts":[[2012]]},"page":"235-236"}}],"schema":"https://github.com/citation-style-language/schema/raw/master/csl-citation.json"} </w:instrText>
       </w:r>
       <w:r>
         <w:fldChar w:fldCharType="separate"/>
@@ -791,7 +771,7 @@
         <w:fldChar w:fldCharType="begin"/>
       </w:r>
       <w:r>
-        <w:instrText xml:space="preserve"> ADDIN ZOTERO_ITEM CSL_CITATION {"citationID":"cCiteA04","properties":{"formattedCitation":"[4]","plainCitation":"[4]","noteIndex":0},"citationItems":[{"id":4,"itemData":{"id":4,"type":"chapter","title":"政治经济学批判","author":[{"family":"马克思","given":""}],"container-author":[{"family":"马克思","given":""},{"family":"恩格斯","given":""}],"container-title":"马克思恩格斯全集：第35卷","publisher":"人民出版社","publisher-place":"北京","issued":{"date-parts":[[2013]]},"page":"302"}}],"schema":"https://github.com/citation-style-language/schema/raw/master/csl-citation.json"} </w:instrText>
+        <w:instrText xml:space="preserve"> ADDIN ZOTERO_ITEM CSL_CITATION {"citationID":"cCiteA04","properties":{"formattedCitation":"[4]","plainCitation":"[4]","noteIndex":0},"citationItems":[{"id":"marx_2013","itemData":{"id":"marx_2013","type":"chapter","title":"政治经济学批判","author":[{"family":"马克思","given":""}],"container-author":[{"family":"马克思","given":""},{"family":"恩格斯","given":""}],"container-title":"马克思恩格斯全集：第35卷","publisher":"人民出版社","publisher-place":"北京","issued":{"date-parts":[[2013]]},"page":"302"}}],"schema":"https://github.com/citation-style-language/schema/raw/master/csl-citation.json"} </w:instrText>
       </w:r>
       <w:r>
         <w:fldChar w:fldCharType="separate"/>
@@ -826,7 +806,7 @@
         <w:fldChar w:fldCharType="begin"/>
       </w:r>
       <w:r>
-        <w:instrText xml:space="preserve"> ADDIN ZOTERO_ITEM CSL_CITATION {"citationID":"cCiteA05","properties":{"formattedCitation":"[5]","plainCitation":"[5]","noteIndex":0},"citationItems":[{"id":5,"itemData":{"id":5,"type":"report","title":"核反应堆压力管道与压力容器的LBB分析","author":[{"family":"冯","given":"西桥"}],"publisher":"清华大学核能技术设计研究院","publisher-place":"北京","issued":{"date-parts":[[1997]]}}}],"schema":"https://github.com/citation-style-language/schema/raw/master/csl-citation.json"} </w:instrText>
+        <w:instrText xml:space="preserve"> ADDIN ZOTERO_ITEM CSL_CITATION {"citationID":"cCiteA05","properties":{"formattedCitation":"[5]","plainCitation":"[5]","noteIndex":0},"citationItems":[{"id":"feng_xiqiao_1997","itemData":{"id":"feng_xiqiao_1997","type":"report","title":"核反应堆压力管道与压力容器的LBB分析","author":[{"family":"冯","given":"西桥"}],"publisher":"清华大学核能技术设计研究院","publisher-place":"北京","issued":{"date-parts":[[1997]]}}}],"schema":"https://github.com/citation-style-language/schema/raw/master/csl-citation.json"} </w:instrText>
       </w:r>
       <w:r>
         <w:fldChar w:fldCharType="separate"/>
@@ -1302,7 +1282,7 @@
         <w:fldChar w:fldCharType="begin"/>
       </w:r>
       <w:r>
-        <w:instrText xml:space="preserve"> ADDIN ZOTERO_ITEM CSL_CITATION {"citationID":"cCiteA06","properties":{"formattedCitation":"[1]59-60","plainCitation":"[1]59-60","noteIndex":0},"citationItems":[{"id":1,"itemData":{"id":1,"type":"book","title":"国史旧闻：第1卷","author":[{"family":"陈","given":"登原"}],"publisher":"中华书局","publisher-place":"北京","issued":{"date-parts":[[2000]]},"page":"29"},"locator":"59-60","label":"page"}],"schema":"https://github.com/citation-style-language/schema/raw/master/csl-citation.json"} </w:instrText>
+        <w:instrText xml:space="preserve"> ADDIN ZOTERO_ITEM CSL_CITATION {"citationID":"cCiteA06","properties":{"formattedCitation":"[1]59-60","plainCitation":"[1]59-60","noteIndex":0},"citationItems":[{"id":"chen_dengyuan_2000","itemData":{"id":"chen_dengyuan_2000","type":"book","title":"国史旧闻：第1卷","author":[{"family":"陈","given":"登原"}],"publisher":"中华书局","publisher-place":"北京","issued":{"date-parts":[[2000]]},"page":"29"},"locator":"59-60","label":"page"}],"schema":"https://github.com/citation-style-language/schema/raw/master/csl-citation.json"} </w:instrText>
       </w:r>
       <w:r>
         <w:fldChar w:fldCharType="separate"/>
@@ -26003,33 +25983,10 @@
 <b:Sources xmlns:b="http://schemas.openxmlformats.org/officeDocument/2006/bibliography" xmlns="http://schemas.openxmlformats.org/officeDocument/2006/bibliography" SelectedStyle="/APA.XSL" StyleName="APA"/>
 </file>
 
-<file path=customXml/item2.xml><?xml version="1.0" encoding="utf-8"?>
-<zotero:data xmlns:zotero="http://www.zotero.org/">
-  <data data-version="3" zotero-version="6.0.37">
-    <session id="LdThsZ01"/>
-    <style id="http://www.zotero.org/styles/china-national-standard-gb-t-7714-2015-numeric" locale="zh-CN" hasBibliography="1" bibliographyStyleHasBeenSet="1"/>
-    <prefs>
-      <pref name="fieldType" value="Field"/>
-      <pref name="storeReferences" value="true"/>
-      <pref name="automaticJournalAbbreviations" value="true"/>
-      <pref name="noteType" value="0"/>
-    </prefs>
-  </data>
-</zotero:data>
-</file>
-
 <file path=customXml/itemProps1.xml><?xml version="1.0" encoding="utf-8"?>
 <ds:datastoreItem xmlns:ds="http://schemas.openxmlformats.org/officeDocument/2006/customXml" ds:itemID="{EF278816-EC6F-A645-907D-7F25AECB1D4A}">
   <ds:schemaRefs>
     <ds:schemaRef ds:uri="http://schemas.openxmlformats.org/officeDocument/2006/bibliography"/>
   </ds:schemaRefs>
 </ds:datastoreItem>
-</file>
-
-<file path=customXml/itemProps2.xml><?xml version="1.0" encoding="utf-8"?>
-<ds:datastoreItem xmlns:ds="http://schemas.openxmlformats.org/officeDocument/2006/customXml" ds:itemID="{A7C3E91B-4D28-4F60-9B11-2E8C6A1D7042}">
-  <ds:schemaRefs>
-    <ds:schemaRef ds:uri="http://www.zotero.org/"/>
-  </ds:schemaRefs>
-</ds:datastoreItem>
 </file>
--- a/鲁东大学学术学位论文_Zotero联动模板.docx
+++ b/鲁东大学学术学位论文_Zotero联动模板.docx
@@ -679,7 +679,7 @@
         <w:fldChar w:fldCharType="begin"/>
       </w:r>
       <w:r>
-        <w:instrText xml:space="preserve"> ADDIN ZOTERO_ITEM CSL_CITATION {"citationID":"cCiteA01","properties":{"formattedCitation":"[1]","plainCitation":"[1]","noteIndex":0},"citationItems":[{"id":"chen_dengyuan_2000","itemData":{"id":"chen_dengyuan_2000","type":"book","title":"国史旧闻：第1卷","author":[{"family":"陈","given":"登原"}],"publisher":"中华书局","publisher-place":"北京","issued":{"date-parts":[[2000]]},"page":"29"}}],"schema":"https://github.com/citation-style-language/schema/raw/master/csl-citation.json"} </w:instrText>
+        <w:instrText xml:space="preserve"> ADDIN ZOTERO_ITEM CSL_CITATION {"citationID":"cCiteA01","properties":{"formattedCitation":"[1]","plainCitation":"[1]","noteIndex":0},"citationItems":[{"id":"chen_dengyuan_2000","uris":[],"itemData":{"id":"chen_dengyuan_2000","type":"book","title":"国史旧闻：第1卷","author":[{"family":"陈","given":"登原"}],"publisher":"中华书局","publisher-place":"北京","issued":{"date-parts":[[2000]]},"page":"29"}}],"schema":"https://github.com/citation-style-language/schema/raw/master/csl-citation.json"} </w:instrText>
       </w:r>
       <w:r>
         <w:fldChar w:fldCharType="separate"/>
@@ -701,7 +701,7 @@
         <w:fldChar w:fldCharType="begin"/>
       </w:r>
       <w:r>
-        <w:instrText xml:space="preserve"> ADDIN ZOTERO_ITEM CSL_CITATION {"citationID":"cCiteA02","properties":{"formattedCitation":"[2]","plainCitation":"[2]","noteIndex":0},"citationItems":[{"id":"yuan_xunlai_2012","itemData":{"id":"yuan_xunlai_2012","type":"article-journal","title":"蓝田生物群：一个认识多细胞生物起源和早期演化的新窗口","author":[{"family":"袁","given":"训来"},{"family":"陈","given":"哲"},{"family":"肖","given":"书海"}],"container-title":"科学通报","volume":"55","issue":"34","page":"3219","issued":{"date-parts":[[2012]]}}}],"schema":"https://github.com/citation-style-language/schema/raw/master/csl-citation.json"} </w:instrText>
+        <w:instrText xml:space="preserve"> ADDIN ZOTERO_ITEM CSL_CITATION {"citationID":"cCiteA02","properties":{"formattedCitation":"[2]","plainCitation":"[2]","noteIndex":0},"citationItems":[{"id":"yuan_xunlai_2012","uris":[],"itemData":{"id":"yuan_xunlai_2012","type":"article-journal","title":"蓝田生物群：一个认识多细胞生物起源和早期演化的新窗口","author":[{"family":"袁","given":"训来"},{"family":"陈","given":"哲"},{"family":"肖","given":"书海"}],"container-title":"科学通报","volume":"55","issue":"34","page":"3219","issued":{"date-parts":[[2012]]}}}],"schema":"https://github.com/citation-style-language/schema/raw/master/csl-citation.json"} </w:instrText>
       </w:r>
       <w:r>
         <w:fldChar w:fldCharType="separate"/>
@@ -736,7 +736,7 @@
         <w:fldChar w:fldCharType="begin"/>
       </w:r>
       <w:r>
-        <w:instrText xml:space="preserve"> ADDIN ZOTERO_ITEM CSL_CITATION {"citationID":"cCiteA03","properties":{"formattedCitation":"[3]","plainCitation":"[3]","noteIndex":0},"citationItems":[{"id":"harrison_waldron_2012","itemData":{"id":"harrison_waldron_2012","type":"book","title":"经济数学与金融数学","author":[{"family":"哈里森","given":""},{"family":"沃尔德伦","given":""}],"translator":[{"family":"谢","given":"远涛"}],"publisher":"中国人民大学出版社","publisher-place":"北京","issued":{"date-parts":[[2012]]},"page":"235-236"}}],"schema":"https://github.com/citation-style-language/schema/raw/master/csl-citation.json"} </w:instrText>
+        <w:instrText xml:space="preserve"> ADDIN ZOTERO_ITEM CSL_CITATION {"citationID":"cCiteA03","properties":{"formattedCitation":"[3]","plainCitation":"[3]","noteIndex":0},"citationItems":[{"id":"harrison_waldron_2012","uris":[],"itemData":{"id":"harrison_waldron_2012","type":"book","title":"经济数学与金融数学","author":[{"family":"哈里森"},{"family":"沃尔德伦"}],"translator":[{"family":"谢","given":"远涛"}],"publisher":"中国人民大学出版社","publisher-place":"北京","issued":{"date-parts":[[2012]]},"page":"235-236"}}],"schema":"https://github.com/citation-style-language/schema/raw/master/csl-citation.json"} </w:instrText>
       </w:r>
       <w:r>
         <w:fldChar w:fldCharType="separate"/>
@@ -771,7 +771,7 @@
         <w:fldChar w:fldCharType="begin"/>
       </w:r>
       <w:r>
-        <w:instrText xml:space="preserve"> ADDIN ZOTERO_ITEM CSL_CITATION {"citationID":"cCiteA04","properties":{"formattedCitation":"[4]","plainCitation":"[4]","noteIndex":0},"citationItems":[{"id":"marx_2013","itemData":{"id":"marx_2013","type":"chapter","title":"政治经济学批判","author":[{"family":"马克思","given":""}],"container-author":[{"family":"马克思","given":""},{"family":"恩格斯","given":""}],"container-title":"马克思恩格斯全集：第35卷","publisher":"人民出版社","publisher-place":"北京","issued":{"date-parts":[[2013]]},"page":"302"}}],"schema":"https://github.com/citation-style-language/schema/raw/master/csl-citation.json"} </w:instrText>
+        <w:instrText xml:space="preserve"> ADDIN ZOTERO_ITEM CSL_CITATION {"citationID":"cCiteA04","properties":{"formattedCitation":"[4]","plainCitation":"[4]","noteIndex":0},"citationItems":[{"id":"marx_2013","uris":[],"itemData":{"id":"marx_2013","type":"chapter","title":"政治经济学批判","author":[{"family":"马克思"}],"container-author":[{"family":"马克思"},{"family":"恩格斯"}],"container-title":"马克思恩格斯全集：第35卷","publisher":"人民出版社","publisher-place":"北京","issued":{"date-parts":[[2013]]},"page":"302"}}],"schema":"https://github.com/citation-style-language/schema/raw/master/csl-citation.json"} </w:instrText>
       </w:r>
       <w:r>
         <w:fldChar w:fldCharType="separate"/>
@@ -806,7 +806,7 @@
         <w:fldChar w:fldCharType="begin"/>
       </w:r>
       <w:r>
-        <w:instrText xml:space="preserve"> ADDIN ZOTERO_ITEM CSL_CITATION {"citationID":"cCiteA05","properties":{"formattedCitation":"[5]","plainCitation":"[5]","noteIndex":0},"citationItems":[{"id":"feng_xiqiao_1997","itemData":{"id":"feng_xiqiao_1997","type":"report","title":"核反应堆压力管道与压力容器的LBB分析","author":[{"family":"冯","given":"西桥"}],"publisher":"清华大学核能技术设计研究院","publisher-place":"北京","issued":{"date-parts":[[1997]]}}}],"schema":"https://github.com/citation-style-language/schema/raw/master/csl-citation.json"} </w:instrText>
+        <w:instrText xml:space="preserve"> ADDIN ZOTERO_ITEM CSL_CITATION {"citationID":"cCiteA05","properties":{"formattedCitation":"[5]","plainCitation":"[5]","noteIndex":0},"citationItems":[{"id":"feng_xiqiao_1997","uris":[],"itemData":{"id":"feng_xiqiao_1997","type":"report","title":"核反应堆压力管道与压力容器的LBB分析","author":[{"family":"冯","given":"西桥"}],"publisher":"清华大学核能技术设计研究院","publisher-place":"北京","issued":{"date-parts":[[1997]]}}}],"schema":"https://github.com/citation-style-language/schema/raw/master/csl-citation.json"} </w:instrText>
       </w:r>
       <w:r>
         <w:fldChar w:fldCharType="separate"/>
@@ -1282,7 +1282,7 @@
         <w:fldChar w:fldCharType="begin"/>
       </w:r>
       <w:r>
-        <w:instrText xml:space="preserve"> ADDIN ZOTERO_ITEM CSL_CITATION {"citationID":"cCiteA06","properties":{"formattedCitation":"[1]59-60","plainCitation":"[1]59-60","noteIndex":0},"citationItems":[{"id":"chen_dengyuan_2000","itemData":{"id":"chen_dengyuan_2000","type":"book","title":"国史旧闻：第1卷","author":[{"family":"陈","given":"登原"}],"publisher":"中华书局","publisher-place":"北京","issued":{"date-parts":[[2000]]},"page":"29"},"locator":"59-60","label":"page"}],"schema":"https://github.com/citation-style-language/schema/raw/master/csl-citation.json"} </w:instrText>
+        <w:instrText xml:space="preserve"> ADDIN ZOTERO_ITEM CSL_CITATION {"citationID":"cCiteA06","properties":{"formattedCitation":"[1]59-60","plainCitation":"[1]59-60","noteIndex":0},"citationItems":[{"id":"chen_dengyuan_2000","uris":[],"itemData":{"id":"chen_dengyuan_2000","type":"book","title":"国史旧闻：第1卷","author":[{"family":"陈","given":"登原"}],"publisher":"中华书局","publisher-place":"北京","issued":{"date-parts":[[2000]]},"page":"29"},"locator":"59-60","label":"page"}],"schema":"https://github.com/citation-style-language/schema/raw/master/csl-citation.json"} </w:instrText>
       </w:r>
       <w:r>
         <w:fldChar w:fldCharType="separate"/>
